--- a/extrakty/doc/TC278WG12/extract_24534-5_(2010).docx
+++ b/extrakty/doc/TC278WG12/extract_24534-5_(2010).docx
@@ -195,7 +195,7 @@
         <w:rPr>
           <w:rFonts w:eastAsia="Arial"/>
         </w:rPr>
-        <w:t>Tato technická specifikace je součástí norem zaměřených na automatickou identifikaci vozidla, nákladu či položky za řízení – elektronickou identifikaci. Třemi předcházejícími částmi jsou architektura, provozní požadavky a data o vozidle. Tato část specifikace popisuje aplikační vrstvu rozhraní mezi zařízením ve vozidle obsahujícím elektronickou identifikaci vozidla (ERT) a čtecím nebo zápisovým zařízením vně nebo uvnitř vozidla. Data vyměněná mezi těmito dvěma zařízeními zabezpečená asymetrickým šifrováním jasně určují dané vozidlo a obsahují často informace z technického průkazu vozidla. Další (5.) norma tohoto souboru se také týká zabezpečení aplikační vrstvy, ale pomocí symetrického šifrování.</w:t>
+        <w:t xml:space="preserve">Tato technická specifikace je součástí norem zaměřených na automatickou identifikaci vozidla, nákladu či položky zařízení – elektronickou identifikaci. Třemi předcházejícími částmi jsou architektura, provozní požadavky a data o vozidle. Tato část specifikace popisuje aplikační vrstvu rozhraní mezi zařízením ve vozidle obsahujícím elektronickou identifikaci vozidla (ERT) a čtecím nebo zápisovým zařízením vně nebo uvnitř vozidla. Data vyměněná mezi těmito dvěma zařízeními zabezpečená asymetrickým šifrováním jasně určují dané vozidlo a obsahují často informace z technického průkazu vozidla. Další (5.) norma tohoto souboru se také týká zabezpečení aplikační vrstvy, ale pomocí symetrického šifrování.</w:t>
       </w:r>
     </w:p>
     <w:p>
@@ -222,7 +222,7 @@
         <w:rPr>
           <w:rFonts w:eastAsia="Arial"/>
         </w:rPr>
-        <w:t>Specifikace podporuje různé úrovně bezpečnosti s maximální kompatibilitou, velký důraz klade na interoperabilitu mezi zařízením obsahujícím identifikaci vozidla a čtecím zařízením. Podporuje zařízení různého rozsahu od jednoduchého zařízení read-only až po za řízení obsahující historii zápis ů na toto zařízení. Elektronická identifikace vozidel může být použita pro identifikaci orgány státní správ y, výrobcem vozidel, při mezinárodním prodeji vozidel, pro bezpečnostní ú čely, redukci kriminality. Specifikace se zabývá rozhraním mezi za řízením nesoucím informace o vozidle a čtecím zařízením a současně zabezpečením této komunikace.</w:t>
+        <w:t xml:space="preserve">Specifikace podporuje různé úrovně bezpečnosti s maximální kompatibilitou, velký důraz klade na interoperabilitu mezi zařízením obsahujícím identifikaci vozidla a čtecím zařízením. Podporuje zařízení různého rozsahu od jednoduchého zařízení read-only až po zařízení obsahující historii zápisů na toto zařízení. Elektronická identifikace vozidel může být použita pro identifikaci orgány státní správ y, výrobcem vozidel, při mezinárodním prodeji vozidel, pro bezpečnostní účely, redukci kriminality. Specifikace se zabývá rozhraním mezi za řízením nesoucím informace o vozidle a čtecím zařízením a současně zabezpečením této komunikace.</w:t>
       </w:r>
     </w:p>
     <w:p>
@@ -2249,7 +2249,7 @@
         <w:rPr>
           <w:rFonts w:eastAsia="Arial"/>
         </w:rPr>
-        <w:t>Příloha obsahuje nevyplněné prohlášení o shod ě implementace protokolu PICS (Protocol Implementation Corformance Statements) k použití pro ERT a čtečky a zapisovače ERI.</w:t>
+        <w:t xml:space="preserve">Příloha obsahuje nevyplněné prohlášení o shodě implementace protokolu PICS (Protocol Implementation Conformance Statements) k použití pro ERT a čtečky a zapisovače ERI.</w:t>
       </w:r>
     </w:p>
     <w:sectPr>

--- a/extrakty/doc/TC278WG12/extract_24534-5_(2010).docx
+++ b/extrakty/doc/TC278WG12/extract_24534-5_(2010).docx
@@ -200,6 +200,18 @@
     </w:p>
     <w:p>
       <w:pPr>
+        <w:pStyle w:val="Textnormy"/>
+        <w:rPr/>
+      </w:pPr>
+      <w:r>
+        <w:rPr>
+          <w:rFonts w:eastAsia="Arial"/>
+        </w:rPr>
+        <w:t xml:space="preserve">Poznámka: Extrakt uvádí vybrané kapitoly popisovaného dokumentu a přejímá původní číslování kapitol.</w:t>
+      </w:r>
+    </w:p>
+    <w:p>
+      <w:pPr>
         <w:pStyle w:val="Heading1"/>
         <w:ind w:hanging="0" w:start="0"/>
         <w:rPr>
@@ -237,46 +249,7 @@
         <w:rPr>
           <w:rFonts w:eastAsia="Arial"/>
         </w:rPr>
-        <w:t>Související normy</w:t>
-      </w:r>
-    </w:p>
-    <w:p>
-      <w:pPr>
-        <w:pStyle w:val="Textnormy"/>
-        <w:rPr/>
-      </w:pPr>
-      <w:r>
-        <w:rPr>
-          <w:rFonts w:eastAsia="Arial"/>
-        </w:rPr>
-        <w:t>Specifikace podporuje automatickou identifikaci vozidel popsanou v normách ISO 14814 a ISO 14816.</w:t>
-      </w:r>
-    </w:p>
-    <w:p>
-      <w:pPr>
-        <w:pStyle w:val="Textnormy"/>
-        <w:rPr/>
-      </w:pPr>
-      <w:r>
-        <w:rPr>
-          <w:rFonts w:eastAsia="Arial"/>
-        </w:rPr>
-        <w:t>Mezi související normy lze zahrnout také normy zabývajícími se informačními technologiemi.</w:t>
-      </w:r>
-    </w:p>
-    <w:p>
-      <w:pPr>
-        <w:pStyle w:val="Heading1"/>
-        <w:ind w:hanging="0" w:start="0"/>
-        <w:rPr>
-          <w:sz w:val="20"/>
-        </w:rPr>
-      </w:pPr>
-      <w:r>
-        <w:rPr>
-          <w:rFonts w:eastAsia="Arial"/>
-        </w:rPr>
-        <w:t>1 Předmět normy</w:t>
+        <w:t xml:space="preserve">1 Předmět normy</w:t>
       </w:r>
     </w:p>
     <w:p>
@@ -337,7 +310,7 @@
             </wp:cNvGraphicFramePr>
             <a:graphic xmlns:a="http://schemas.openxmlformats.org/drawingml/2006/main">
               <a:graphicData uri="http://schemas.openxmlformats.org/drawingml/2006/picture">
-                <pic:pic xmlns:pic="http://schemas.openxmlformats.org/drawingml/2006/picture">
+                <pic:pic>
                   <pic:nvPicPr>
                     <pic:cNvPr id="1" name="Image1"/>
                     <pic:cNvPicPr>
@@ -384,7 +357,7 @@
             </wp:cNvGraphicFramePr>
             <a:graphic xmlns:a="http://schemas.openxmlformats.org/drawingml/2006/main">
               <a:graphicData uri="http://schemas.openxmlformats.org/drawingml/2006/picture">
-                <pic:pic xmlns:pic="http://schemas.openxmlformats.org/drawingml/2006/picture">
+                <pic:pic>
                   <pic:nvPicPr>
                     <pic:cNvPr id="2" name="Picture 2"/>
                     <pic:cNvPicPr>
@@ -433,13 +406,52 @@
       <w:pPr>
         <w:pStyle w:val="Heading1"/>
         <w:ind w:hanging="0" w:start="0"/>
+        <w:rPr>
+          <w:sz w:val="20"/>
+        </w:rPr>
+      </w:pPr>
+      <w:r>
+        <w:rPr>
+          <w:rFonts w:eastAsia="Arial"/>
+        </w:rPr>
+        <w:t xml:space="preserve">2 Souvisící normy</w:t>
+      </w:r>
+    </w:p>
+    <w:p>
+      <w:pPr>
+        <w:pStyle w:val="Textnormy"/>
         <w:rPr/>
       </w:pPr>
       <w:r>
         <w:rPr>
           <w:rFonts w:eastAsia="Arial"/>
         </w:rPr>
-        <w:t>3 Termíny a definice</w:t>
+        <w:t>Specifikace podporuje automatickou identifikaci vozidel popsanou v normách ISO 14814 a ISO 14816.</w:t>
+      </w:r>
+    </w:p>
+    <w:p>
+      <w:pPr>
+        <w:pStyle w:val="Textnormy"/>
+        <w:rPr/>
+      </w:pPr>
+      <w:r>
+        <w:rPr>
+          <w:rFonts w:eastAsia="Arial"/>
+        </w:rPr>
+        <w:t>Mezi související normy lze zahrnout také normy zabývajícími se informačními technologiemi.</w:t>
+      </w:r>
+    </w:p>
+    <w:p>
+      <w:pPr>
+        <w:pStyle w:val="Heading1"/>
+        <w:ind w:hanging="0" w:start="0"/>
+        <w:rPr/>
+      </w:pPr>
+      <w:r>
+        <w:rPr>
+          <w:rFonts w:eastAsia="Arial"/>
+        </w:rPr>
+        <w:t xml:space="preserve">3 Termíny a definice</w:t>
       </w:r>
     </w:p>
     <w:p>
@@ -548,6 +560,18 @@
           <w:rFonts w:eastAsia="Arial" w:cs="Arial"/>
         </w:rPr>
         <w:t>- zařízení schopné zapisovat informace v ERT</w:t>
+      </w:r>
+    </w:p>
+    <w:p>
+      <w:pPr>
+        <w:pStyle w:val="Textnormy"/>
+        <w:rPr/>
+      </w:pPr>
+      <w:r>
+        <w:rPr>
+          <w:rFonts w:eastAsia="Arial"/>
+        </w:rPr>
+        <w:t xml:space="preserve">Další termíny a zkratky z oboru ITS jsou obsaženy ve slovníku ITS terminology (www.ITSterminology.org).</w:t>
       </w:r>
     </w:p>
     <w:p>

--- a/extrakty/doc/TC278WG12/extract_24534-5_(2010).docx
+++ b/extrakty/doc/TC278WG12/extract_24534-5_(2010).docx
@@ -168,7 +168,7 @@
       </w:pPr>
       <w:r>
         <w:rPr/>
-        <w:t>91 stran</w:t>
+        <w:t xml:space="preserve">Vydána 2008, 91 stran</w:t>
       </w:r>
     </w:p>
     <w:p>

--- a/extrakty/doc/TC278WG12/extract_24534-5_(2010).docx
+++ b/extrakty/doc/TC278WG12/extract_24534-5_(2010).docx
@@ -25,7 +25,7 @@
           <w:sz w:val="40"/>
           <w:szCs w:val="40"/>
         </w:rPr>
-        <w:t xml:space="preserve">EXTRAKT z </w:t>
+        <w:t xml:space="preserve">EXTRAKT z technické specifikace ISO</w:t>
       </w:r>
       <w:r>
         <w:rPr>
@@ -33,7 +33,7 @@
           <w:sz w:val="40"/>
           <w:szCs w:val="40"/>
         </w:rPr>
-        <w:t>mezinárodní</w:t>
+        <w:t/>
       </w:r>
       <w:r>
         <w:rPr>
@@ -41,7 +41,7 @@
           <w:sz w:val="40"/>
           <w:szCs w:val="40"/>
         </w:rPr>
-        <w:t xml:space="preserve"> normy</w:t>
+        <w:t xml:space="preserve"/>
       </w:r>
     </w:p>
     <w:p>
@@ -184,7 +184,7 @@
               </w:rPr>
             </w:pPr>
             <w:r>
-              <w:t>CEN ISO TS 24534-5</w:t>
+              <w:t xml:space="preserve">ISO/TS 24534-5</w:t>
             </w:r>
             <w:r>
               <w:br/>
@@ -207,7 +207,7 @@
       </w:pPr>
       <w:r>
         <w:tab/>
-        <w:t>Vydána 2008, 43 stran</w:t>
+        <w:t xml:space="preserve">Vydána 2008, 38 stran</w:t>
       </w:r>
       <w:r>
         <w:t xml:space="preserve"/>
